--- a/关于修订《舞萌机台排队通用管理办法（试行）》的说明.docx
+++ b/关于修订《舞萌机台排队通用管理办法（试行）》的说明.docx
@@ -7,7 +7,7 @@
         <w:spacing w:before="560" w:after="560" w:line="578" w:lineRule="exact"/>
         <w:jc w:val="center"/>
         <w:rPr>
-          <w:rFonts w:cs="仿宋"/>
+          <w:rFonts w:cs="仿宋" w:hint="eastAsia"/>
           <w:b/>
           <w:bCs/>
           <w:lang w:eastAsia="zh-CN"/>
@@ -61,7 +61,7 @@
         <w:spacing w:after="0" w:line="578" w:lineRule="exact"/>
         <w:ind w:firstLineChars="200" w:firstLine="640"/>
         <w:rPr>
-          <w:rFonts w:cs="仿宋"/>
+          <w:rFonts w:cs="仿宋" w:hint="eastAsia"/>
           <w:lang w:eastAsia="zh-CN"/>
         </w:rPr>
       </w:pPr>
@@ -78,66 +78,66 @@
         <w:spacing w:after="0" w:line="578" w:lineRule="exact"/>
         <w:ind w:firstLineChars="200" w:firstLine="640"/>
         <w:rPr>
+          <w:rFonts w:ascii="黑体" w:eastAsia="黑体" w:hAnsi="黑体" w:cs="仿宋" w:hint="eastAsia"/>
+          <w:lang w:eastAsia="zh-CN"/>
+        </w:rPr>
+      </w:pPr>
+      <w:r>
+        <w:rPr>
           <w:rFonts w:ascii="黑体" w:eastAsia="黑体" w:hAnsi="黑体" w:cs="仿宋"/>
           <w:lang w:eastAsia="zh-CN"/>
         </w:rPr>
+        <w:t>一、修订的总体情况</w:t>
+      </w:r>
+    </w:p>
+    <w:p>
+      <w:pPr>
+        <w:spacing w:after="0" w:line="578" w:lineRule="exact"/>
+        <w:ind w:firstLineChars="200" w:firstLine="640"/>
+        <w:rPr>
+          <w:rFonts w:cs="仿宋" w:hint="eastAsia"/>
+          <w:lang w:eastAsia="zh-CN"/>
+        </w:rPr>
+      </w:pPr>
+      <w:r>
+        <w:rPr>
+          <w:rFonts w:cs="仿宋"/>
+          <w:lang w:eastAsia="zh-CN"/>
+        </w:rPr>
+        <w:t>本次修订坚持原办法关于规范舞萌机台排队秩序、减少现场争议、维护公平有序游玩环境的基本思路，在保持原有十一章结构的基础上，对部分章节名称、术语表述、规则边界和适用情形进行了调整完善。</w:t>
+      </w:r>
+    </w:p>
+    <w:p>
+      <w:pPr>
+        <w:spacing w:after="0" w:line="578" w:lineRule="exact"/>
+        <w:ind w:firstLineChars="200" w:firstLine="640"/>
+        <w:rPr>
+          <w:rFonts w:cs="仿宋" w:hint="eastAsia"/>
+          <w:lang w:eastAsia="zh-CN"/>
+        </w:rPr>
+      </w:pPr>
+      <w:r>
+        <w:rPr>
+          <w:rFonts w:cs="仿宋"/>
+          <w:lang w:eastAsia="zh-CN"/>
+        </w:rPr>
+        <w:t>修订后的办法名称调整为《舞萌机台排队通用管理办法（试行）》，全文共十一章、一百零七条。与原办法相比，本次修订重点围绕共同记忆排队、登记排队、单人游玩与共同游玩、游玩完成后的顺序变化、多机台排队以及争议处理等内容作了系统完善。</w:t>
+      </w:r>
+    </w:p>
+    <w:p>
+      <w:pPr>
+        <w:spacing w:after="0" w:line="578" w:lineRule="exact"/>
+        <w:ind w:firstLineChars="200" w:firstLine="640"/>
+        <w:rPr>
+          <w:rFonts w:ascii="黑体" w:eastAsia="黑体" w:hAnsi="黑体" w:cs="仿宋" w:hint="eastAsia"/>
+          <w:lang w:eastAsia="zh-CN"/>
+        </w:rPr>
       </w:pPr>
       <w:r>
         <w:rPr>
           <w:rFonts w:ascii="黑体" w:eastAsia="黑体" w:hAnsi="黑体" w:cs="仿宋"/>
           <w:lang w:eastAsia="zh-CN"/>
         </w:rPr>
-        <w:t>一、修订的总体情况</w:t>
-      </w:r>
-    </w:p>
-    <w:p>
-      <w:pPr>
-        <w:spacing w:after="0" w:line="578" w:lineRule="exact"/>
-        <w:ind w:firstLineChars="200" w:firstLine="640"/>
-        <w:rPr>
-          <w:rFonts w:cs="仿宋"/>
-          <w:lang w:eastAsia="zh-CN"/>
-        </w:rPr>
-      </w:pPr>
-      <w:r>
-        <w:rPr>
-          <w:rFonts w:cs="仿宋"/>
-          <w:lang w:eastAsia="zh-CN"/>
-        </w:rPr>
-        <w:t>本次修订坚持原办法关于规范舞萌机台排队秩序、减少现场争议、维护公平有序游玩环境的基本思路，在保持原有十一章结构的基础上，对部分章节名称、术语表述、规则边界和适用情形进行了调整完善。</w:t>
-      </w:r>
-    </w:p>
-    <w:p>
-      <w:pPr>
-        <w:spacing w:after="0" w:line="578" w:lineRule="exact"/>
-        <w:ind w:firstLineChars="200" w:firstLine="640"/>
-        <w:rPr>
-          <w:rFonts w:cs="仿宋"/>
-          <w:lang w:eastAsia="zh-CN"/>
-        </w:rPr>
-      </w:pPr>
-      <w:r>
-        <w:rPr>
-          <w:rFonts w:cs="仿宋"/>
-          <w:lang w:eastAsia="zh-CN"/>
-        </w:rPr>
-        <w:t>修订后的办法名称调整为《舞萌机台排队通用管理办法（试行）》，全文共十一章、一百零七条。与原办法相比，本次修订重点围绕共同记忆排队、登记排队、单人游玩与共同游玩、游玩完成后的顺序变化、多机台排队以及争议处理等内容作了系统完善。</w:t>
-      </w:r>
-    </w:p>
-    <w:p>
-      <w:pPr>
-        <w:spacing w:after="0" w:line="578" w:lineRule="exact"/>
-        <w:ind w:firstLineChars="200" w:firstLine="640"/>
-        <w:rPr>
-          <w:rFonts w:ascii="黑体" w:eastAsia="黑体" w:hAnsi="黑体" w:cs="仿宋"/>
-          <w:lang w:eastAsia="zh-CN"/>
-        </w:rPr>
-      </w:pPr>
-      <w:r>
-        <w:rPr>
-          <w:rFonts w:ascii="黑体" w:eastAsia="黑体" w:hAnsi="黑体" w:cs="仿宋"/>
-          <w:lang w:eastAsia="zh-CN"/>
-        </w:rPr>
         <w:t>二、主要修订内容</w:t>
       </w:r>
     </w:p>
@@ -146,7 +146,7 @@
         <w:spacing w:after="0" w:line="578" w:lineRule="exact"/>
         <w:ind w:firstLineChars="200" w:firstLine="643"/>
         <w:rPr>
-          <w:rFonts w:cs="仿宋"/>
+          <w:rFonts w:cs="仿宋" w:hint="eastAsia"/>
           <w:b/>
           <w:bCs/>
           <w:lang w:eastAsia="zh-CN"/>
@@ -167,7 +167,7 @@
         <w:spacing w:after="0" w:line="578" w:lineRule="exact"/>
         <w:ind w:firstLineChars="200" w:firstLine="640"/>
         <w:rPr>
-          <w:rFonts w:cs="仿宋"/>
+          <w:rFonts w:cs="仿宋" w:hint="eastAsia"/>
           <w:lang w:eastAsia="zh-CN"/>
         </w:rPr>
       </w:pPr>
@@ -185,7 +185,7 @@
         <w:spacing w:after="0" w:line="578" w:lineRule="exact"/>
         <w:ind w:firstLineChars="200" w:firstLine="640"/>
         <w:rPr>
-          <w:rFonts w:cs="仿宋"/>
+          <w:rFonts w:cs="仿宋" w:hint="eastAsia"/>
           <w:lang w:eastAsia="zh-CN"/>
         </w:rPr>
       </w:pPr>
@@ -202,7 +202,7 @@
         <w:spacing w:after="0" w:line="578" w:lineRule="exact"/>
         <w:ind w:firstLineChars="200" w:firstLine="640"/>
         <w:rPr>
-          <w:rFonts w:cs="仿宋"/>
+          <w:rFonts w:cs="仿宋" w:hint="eastAsia"/>
           <w:lang w:eastAsia="zh-CN"/>
         </w:rPr>
       </w:pPr>
@@ -219,7 +219,7 @@
         <w:spacing w:after="0" w:line="578" w:lineRule="exact"/>
         <w:ind w:firstLineChars="200" w:firstLine="640"/>
         <w:rPr>
-          <w:rFonts w:cs="仿宋"/>
+          <w:rFonts w:cs="仿宋" w:hint="eastAsia"/>
           <w:lang w:eastAsia="zh-CN"/>
         </w:rPr>
       </w:pPr>
@@ -236,7 +236,7 @@
         <w:spacing w:after="0" w:line="578" w:lineRule="exact"/>
         <w:ind w:firstLineChars="200" w:firstLine="640"/>
         <w:rPr>
-          <w:rFonts w:cs="仿宋"/>
+          <w:rFonts w:cs="仿宋" w:hint="eastAsia"/>
           <w:lang w:eastAsia="zh-CN"/>
         </w:rPr>
       </w:pPr>
@@ -253,7 +253,7 @@
         <w:spacing w:after="0" w:line="578" w:lineRule="exact"/>
         <w:ind w:firstLineChars="200" w:firstLine="643"/>
         <w:rPr>
-          <w:rFonts w:cs="仿宋"/>
+          <w:rFonts w:cs="仿宋" w:hint="eastAsia"/>
           <w:b/>
           <w:bCs/>
           <w:lang w:eastAsia="zh-CN"/>
@@ -274,7 +274,7 @@
         <w:spacing w:after="0" w:line="578" w:lineRule="exact"/>
         <w:ind w:firstLineChars="200" w:firstLine="640"/>
         <w:rPr>
-          <w:rFonts w:cs="仿宋"/>
+          <w:rFonts w:cs="仿宋" w:hint="eastAsia"/>
           <w:lang w:eastAsia="zh-CN"/>
         </w:rPr>
       </w:pPr>
@@ -291,7 +291,7 @@
         <w:spacing w:after="0" w:line="578" w:lineRule="exact"/>
         <w:ind w:firstLineChars="200" w:firstLine="640"/>
         <w:rPr>
-          <w:rFonts w:cs="仿宋"/>
+          <w:rFonts w:cs="仿宋" w:hint="eastAsia"/>
           <w:lang w:eastAsia="zh-CN"/>
         </w:rPr>
       </w:pPr>
@@ -308,7 +308,7 @@
         <w:spacing w:after="0" w:line="578" w:lineRule="exact"/>
         <w:ind w:firstLineChars="200" w:firstLine="640"/>
         <w:rPr>
-          <w:rFonts w:cs="仿宋"/>
+          <w:rFonts w:cs="仿宋" w:hint="eastAsia"/>
           <w:lang w:eastAsia="zh-CN"/>
         </w:rPr>
       </w:pPr>
@@ -326,7 +326,7 @@
         <w:spacing w:after="0" w:line="578" w:lineRule="exact"/>
         <w:ind w:firstLineChars="200" w:firstLine="640"/>
         <w:rPr>
-          <w:rFonts w:cs="仿宋"/>
+          <w:rFonts w:cs="仿宋" w:hint="eastAsia"/>
           <w:lang w:eastAsia="zh-CN"/>
         </w:rPr>
       </w:pPr>
@@ -343,7 +343,7 @@
         <w:spacing w:after="0" w:line="578" w:lineRule="exact"/>
         <w:ind w:firstLineChars="200" w:firstLine="640"/>
         <w:rPr>
-          <w:rFonts w:cs="仿宋"/>
+          <w:rFonts w:cs="仿宋" w:hint="eastAsia"/>
           <w:lang w:eastAsia="zh-CN"/>
         </w:rPr>
       </w:pPr>
@@ -360,7 +360,7 @@
         <w:spacing w:after="0" w:line="578" w:lineRule="exact"/>
         <w:ind w:firstLineChars="200" w:firstLine="640"/>
         <w:rPr>
-          <w:rFonts w:cs="仿宋"/>
+          <w:rFonts w:cs="仿宋" w:hint="eastAsia"/>
           <w:lang w:eastAsia="zh-CN"/>
         </w:rPr>
       </w:pPr>
@@ -377,7 +377,7 @@
         <w:spacing w:after="0" w:line="578" w:lineRule="exact"/>
         <w:ind w:firstLineChars="200" w:firstLine="643"/>
         <w:rPr>
-          <w:rFonts w:cs="仿宋"/>
+          <w:rFonts w:cs="仿宋" w:hint="eastAsia"/>
           <w:b/>
           <w:bCs/>
           <w:lang w:eastAsia="zh-CN"/>
@@ -398,7 +398,7 @@
         <w:spacing w:after="0" w:line="578" w:lineRule="exact"/>
         <w:ind w:firstLineChars="200" w:firstLine="640"/>
         <w:rPr>
-          <w:rFonts w:cs="仿宋"/>
+          <w:rFonts w:cs="仿宋" w:hint="eastAsia"/>
           <w:lang w:eastAsia="zh-CN"/>
         </w:rPr>
       </w:pPr>
@@ -415,7 +415,7 @@
         <w:spacing w:after="0" w:line="578" w:lineRule="exact"/>
         <w:ind w:firstLineChars="200" w:firstLine="640"/>
         <w:rPr>
-          <w:rFonts w:cs="仿宋"/>
+          <w:rFonts w:cs="仿宋" w:hint="eastAsia"/>
           <w:lang w:eastAsia="zh-CN"/>
         </w:rPr>
       </w:pPr>
@@ -432,7 +432,7 @@
         <w:spacing w:after="0" w:line="578" w:lineRule="exact"/>
         <w:ind w:firstLineChars="200" w:firstLine="640"/>
         <w:rPr>
-          <w:rFonts w:cs="仿宋"/>
+          <w:rFonts w:cs="仿宋" w:hint="eastAsia"/>
           <w:lang w:eastAsia="zh-CN"/>
         </w:rPr>
       </w:pPr>
@@ -457,7 +457,7 @@
         <w:spacing w:after="0" w:line="578" w:lineRule="exact"/>
         <w:ind w:firstLineChars="200" w:firstLine="640"/>
         <w:rPr>
-          <w:rFonts w:cs="仿宋"/>
+          <w:rFonts w:cs="仿宋" w:hint="eastAsia"/>
           <w:lang w:eastAsia="zh-CN"/>
         </w:rPr>
       </w:pPr>
@@ -474,7 +474,7 @@
         <w:spacing w:after="0" w:line="578" w:lineRule="exact"/>
         <w:ind w:firstLineChars="200" w:firstLine="640"/>
         <w:rPr>
-          <w:rFonts w:cs="仿宋"/>
+          <w:rFonts w:cs="仿宋" w:hint="eastAsia"/>
           <w:lang w:eastAsia="zh-CN"/>
         </w:rPr>
       </w:pPr>
@@ -491,7 +491,7 @@
         <w:spacing w:after="0" w:line="578" w:lineRule="exact"/>
         <w:ind w:firstLineChars="200" w:firstLine="640"/>
         <w:rPr>
-          <w:rFonts w:cs="仿宋"/>
+          <w:rFonts w:cs="仿宋" w:hint="eastAsia"/>
           <w:lang w:eastAsia="zh-CN"/>
         </w:rPr>
       </w:pPr>
@@ -508,7 +508,7 @@
         <w:spacing w:after="0" w:line="578" w:lineRule="exact"/>
         <w:ind w:firstLineChars="200" w:firstLine="640"/>
         <w:rPr>
-          <w:rFonts w:cs="仿宋"/>
+          <w:rFonts w:cs="仿宋" w:hint="eastAsia"/>
           <w:lang w:eastAsia="zh-CN"/>
         </w:rPr>
       </w:pPr>
@@ -525,7 +525,7 @@
         <w:spacing w:after="0" w:line="578" w:lineRule="exact"/>
         <w:ind w:firstLineChars="200" w:firstLine="643"/>
         <w:rPr>
-          <w:rFonts w:cs="仿宋"/>
+          <w:rFonts w:cs="仿宋" w:hint="eastAsia"/>
           <w:b/>
           <w:bCs/>
           <w:lang w:eastAsia="zh-CN"/>
@@ -546,7 +546,7 @@
         <w:spacing w:after="0" w:line="578" w:lineRule="exact"/>
         <w:ind w:firstLineChars="200" w:firstLine="640"/>
         <w:rPr>
-          <w:rFonts w:cs="仿宋"/>
+          <w:rFonts w:cs="仿宋" w:hint="eastAsia"/>
           <w:lang w:eastAsia="zh-CN"/>
         </w:rPr>
       </w:pPr>
@@ -563,7 +563,7 @@
         <w:spacing w:after="0" w:line="578" w:lineRule="exact"/>
         <w:ind w:firstLineChars="200" w:firstLine="640"/>
         <w:rPr>
-          <w:rFonts w:cs="仿宋"/>
+          <w:rFonts w:cs="仿宋" w:hint="eastAsia"/>
           <w:lang w:eastAsia="zh-CN"/>
         </w:rPr>
       </w:pPr>
@@ -580,7 +580,7 @@
         <w:spacing w:after="0" w:line="578" w:lineRule="exact"/>
         <w:ind w:firstLineChars="200" w:firstLine="640"/>
         <w:rPr>
-          <w:rFonts w:cs="仿宋"/>
+          <w:rFonts w:cs="仿宋" w:hint="eastAsia"/>
           <w:lang w:eastAsia="zh-CN"/>
         </w:rPr>
       </w:pPr>
@@ -597,7 +597,7 @@
         <w:spacing w:after="0" w:line="578" w:lineRule="exact"/>
         <w:ind w:firstLineChars="200" w:firstLine="640"/>
         <w:rPr>
-          <w:rFonts w:cs="仿宋"/>
+          <w:rFonts w:cs="仿宋" w:hint="eastAsia"/>
           <w:lang w:eastAsia="zh-CN"/>
         </w:rPr>
       </w:pPr>
@@ -615,7 +615,7 @@
         <w:spacing w:after="0" w:line="578" w:lineRule="exact"/>
         <w:ind w:firstLineChars="200" w:firstLine="640"/>
         <w:rPr>
-          <w:rFonts w:cs="仿宋"/>
+          <w:rFonts w:cs="仿宋" w:hint="eastAsia"/>
           <w:lang w:eastAsia="zh-CN"/>
         </w:rPr>
       </w:pPr>
@@ -632,7 +632,7 @@
         <w:spacing w:after="0" w:line="578" w:lineRule="exact"/>
         <w:ind w:firstLineChars="200" w:firstLine="640"/>
         <w:rPr>
-          <w:rFonts w:cs="仿宋"/>
+          <w:rFonts w:cs="仿宋" w:hint="eastAsia"/>
           <w:lang w:eastAsia="zh-CN"/>
         </w:rPr>
       </w:pPr>
@@ -649,7 +649,7 @@
         <w:spacing w:after="0" w:line="578" w:lineRule="exact"/>
         <w:ind w:firstLineChars="200" w:firstLine="640"/>
         <w:rPr>
-          <w:rFonts w:cs="仿宋"/>
+          <w:rFonts w:cs="仿宋" w:hint="eastAsia"/>
           <w:lang w:eastAsia="zh-CN"/>
         </w:rPr>
       </w:pPr>
@@ -666,7 +666,7 @@
         <w:spacing w:after="0" w:line="578" w:lineRule="exact"/>
         <w:ind w:firstLineChars="200" w:firstLine="643"/>
         <w:rPr>
-          <w:rFonts w:cs="仿宋"/>
+          <w:rFonts w:cs="仿宋" w:hint="eastAsia"/>
           <w:b/>
           <w:bCs/>
           <w:lang w:eastAsia="zh-CN"/>
@@ -687,7 +687,7 @@
         <w:spacing w:after="0" w:line="578" w:lineRule="exact"/>
         <w:ind w:firstLineChars="200" w:firstLine="640"/>
         <w:rPr>
-          <w:rFonts w:cs="仿宋"/>
+          <w:rFonts w:cs="仿宋" w:hint="eastAsia"/>
           <w:lang w:eastAsia="zh-CN"/>
         </w:rPr>
       </w:pPr>
@@ -704,7 +704,7 @@
         <w:spacing w:after="0" w:line="578" w:lineRule="exact"/>
         <w:ind w:firstLineChars="200" w:firstLine="640"/>
         <w:rPr>
-          <w:rFonts w:cs="仿宋"/>
+          <w:rFonts w:cs="仿宋" w:hint="eastAsia"/>
           <w:lang w:eastAsia="zh-CN"/>
         </w:rPr>
       </w:pPr>
@@ -721,7 +721,7 @@
         <w:spacing w:after="0" w:line="578" w:lineRule="exact"/>
         <w:ind w:firstLineChars="200" w:firstLine="640"/>
         <w:rPr>
-          <w:rFonts w:cs="仿宋"/>
+          <w:rFonts w:cs="仿宋" w:hint="eastAsia"/>
           <w:lang w:eastAsia="zh-CN"/>
         </w:rPr>
       </w:pPr>
@@ -738,7 +738,7 @@
         <w:spacing w:after="0" w:line="578" w:lineRule="exact"/>
         <w:ind w:firstLineChars="200" w:firstLine="640"/>
         <w:rPr>
-          <w:rFonts w:cs="仿宋"/>
+          <w:rFonts w:cs="仿宋" w:hint="eastAsia"/>
           <w:lang w:eastAsia="zh-CN"/>
         </w:rPr>
       </w:pPr>
@@ -756,7 +756,7 @@
         <w:spacing w:after="0" w:line="578" w:lineRule="exact"/>
         <w:ind w:firstLineChars="200" w:firstLine="640"/>
         <w:rPr>
-          <w:rFonts w:cs="仿宋"/>
+          <w:rFonts w:cs="仿宋" w:hint="eastAsia"/>
           <w:lang w:eastAsia="zh-CN"/>
         </w:rPr>
       </w:pPr>
@@ -773,7 +773,7 @@
         <w:spacing w:after="0" w:line="578" w:lineRule="exact"/>
         <w:ind w:firstLineChars="200" w:firstLine="640"/>
         <w:rPr>
-          <w:rFonts w:cs="仿宋"/>
+          <w:rFonts w:cs="仿宋" w:hint="eastAsia"/>
           <w:lang w:eastAsia="zh-CN"/>
         </w:rPr>
       </w:pPr>
@@ -790,7 +790,7 @@
         <w:spacing w:after="0" w:line="578" w:lineRule="exact"/>
         <w:ind w:firstLineChars="200" w:firstLine="640"/>
         <w:rPr>
-          <w:rFonts w:cs="仿宋"/>
+          <w:rFonts w:cs="仿宋" w:hint="eastAsia"/>
           <w:lang w:eastAsia="zh-CN"/>
         </w:rPr>
       </w:pPr>
@@ -807,7 +807,7 @@
         <w:spacing w:after="0" w:line="578" w:lineRule="exact"/>
         <w:ind w:firstLineChars="200" w:firstLine="640"/>
         <w:rPr>
-          <w:rFonts w:cs="仿宋"/>
+          <w:rFonts w:cs="仿宋" w:hint="eastAsia"/>
           <w:lang w:eastAsia="zh-CN"/>
         </w:rPr>
       </w:pPr>
@@ -824,7 +824,7 @@
         <w:spacing w:after="0" w:line="578" w:lineRule="exact"/>
         <w:ind w:firstLineChars="200" w:firstLine="640"/>
         <w:rPr>
-          <w:rFonts w:cs="仿宋"/>
+          <w:rFonts w:cs="仿宋" w:hint="eastAsia"/>
           <w:lang w:eastAsia="zh-CN"/>
         </w:rPr>
       </w:pPr>
@@ -842,7 +842,7 @@
         <w:spacing w:after="0" w:line="578" w:lineRule="exact"/>
         <w:ind w:firstLineChars="200" w:firstLine="640"/>
         <w:rPr>
-          <w:rFonts w:cs="仿宋"/>
+          <w:rFonts w:cs="仿宋" w:hint="eastAsia"/>
           <w:lang w:eastAsia="zh-CN"/>
         </w:rPr>
       </w:pPr>
@@ -859,7 +859,7 @@
         <w:spacing w:after="0" w:line="578" w:lineRule="exact"/>
         <w:ind w:firstLineChars="200" w:firstLine="643"/>
         <w:rPr>
-          <w:rFonts w:cs="仿宋"/>
+          <w:rFonts w:cs="仿宋" w:hint="eastAsia"/>
           <w:b/>
           <w:bCs/>
           <w:lang w:eastAsia="zh-CN"/>
@@ -880,7 +880,7 @@
         <w:spacing w:after="0" w:line="578" w:lineRule="exact"/>
         <w:ind w:firstLineChars="200" w:firstLine="640"/>
         <w:rPr>
-          <w:rFonts w:cs="仿宋"/>
+          <w:rFonts w:cs="仿宋" w:hint="eastAsia"/>
           <w:lang w:eastAsia="zh-CN"/>
         </w:rPr>
       </w:pPr>
@@ -897,7 +897,7 @@
         <w:spacing w:after="0" w:line="578" w:lineRule="exact"/>
         <w:ind w:firstLineChars="200" w:firstLine="640"/>
         <w:rPr>
-          <w:rFonts w:cs="仿宋"/>
+          <w:rFonts w:cs="仿宋" w:hint="eastAsia"/>
           <w:lang w:eastAsia="zh-CN"/>
         </w:rPr>
       </w:pPr>
@@ -914,7 +914,7 @@
         <w:spacing w:after="0" w:line="578" w:lineRule="exact"/>
         <w:ind w:firstLineChars="200" w:firstLine="640"/>
         <w:rPr>
-          <w:rFonts w:cs="仿宋"/>
+          <w:rFonts w:cs="仿宋" w:hint="eastAsia"/>
           <w:lang w:eastAsia="zh-CN"/>
         </w:rPr>
       </w:pPr>
@@ -931,7 +931,7 @@
         <w:spacing w:after="0" w:line="578" w:lineRule="exact"/>
         <w:ind w:firstLineChars="200" w:firstLine="640"/>
         <w:rPr>
-          <w:rFonts w:cs="仿宋"/>
+          <w:rFonts w:cs="仿宋" w:hint="eastAsia"/>
           <w:lang w:eastAsia="zh-CN"/>
         </w:rPr>
       </w:pPr>
@@ -948,7 +948,7 @@
         <w:spacing w:after="0" w:line="578" w:lineRule="exact"/>
         <w:ind w:firstLineChars="200" w:firstLine="640"/>
         <w:rPr>
-          <w:rFonts w:cs="仿宋"/>
+          <w:rFonts w:cs="仿宋" w:hint="eastAsia"/>
           <w:lang w:eastAsia="zh-CN"/>
         </w:rPr>
       </w:pPr>
@@ -966,7 +966,7 @@
         <w:spacing w:after="0" w:line="578" w:lineRule="exact"/>
         <w:ind w:firstLineChars="200" w:firstLine="640"/>
         <w:rPr>
-          <w:rFonts w:cs="仿宋"/>
+          <w:rFonts w:cs="仿宋" w:hint="eastAsia"/>
           <w:lang w:eastAsia="zh-CN"/>
         </w:rPr>
       </w:pPr>
@@ -983,7 +983,7 @@
         <w:spacing w:after="0" w:line="578" w:lineRule="exact"/>
         <w:ind w:firstLineChars="200" w:firstLine="640"/>
         <w:rPr>
-          <w:rFonts w:cs="仿宋"/>
+          <w:rFonts w:cs="仿宋" w:hint="eastAsia"/>
           <w:lang w:eastAsia="zh-CN"/>
         </w:rPr>
       </w:pPr>
@@ -1000,7 +1000,7 @@
         <w:spacing w:after="0" w:line="578" w:lineRule="exact"/>
         <w:ind w:firstLineChars="200" w:firstLine="640"/>
         <w:rPr>
-          <w:rFonts w:cs="仿宋"/>
+          <w:rFonts w:cs="仿宋" w:hint="eastAsia"/>
           <w:lang w:eastAsia="zh-CN"/>
         </w:rPr>
       </w:pPr>
@@ -1017,7 +1017,7 @@
         <w:spacing w:after="0" w:line="578" w:lineRule="exact"/>
         <w:ind w:firstLineChars="200" w:firstLine="643"/>
         <w:rPr>
-          <w:rFonts w:cs="仿宋"/>
+          <w:rFonts w:cs="仿宋" w:hint="eastAsia"/>
           <w:b/>
           <w:bCs/>
           <w:lang w:eastAsia="zh-CN"/>
@@ -1038,7 +1038,7 @@
         <w:spacing w:after="0" w:line="578" w:lineRule="exact"/>
         <w:ind w:firstLineChars="200" w:firstLine="640"/>
         <w:rPr>
-          <w:rFonts w:cs="仿宋"/>
+          <w:rFonts w:cs="仿宋" w:hint="eastAsia"/>
           <w:lang w:eastAsia="zh-CN"/>
         </w:rPr>
       </w:pPr>
@@ -1055,7 +1055,7 @@
         <w:spacing w:after="0" w:line="578" w:lineRule="exact"/>
         <w:ind w:firstLineChars="200" w:firstLine="640"/>
         <w:rPr>
-          <w:rFonts w:cs="仿宋"/>
+          <w:rFonts w:cs="仿宋" w:hint="eastAsia"/>
           <w:lang w:eastAsia="zh-CN"/>
         </w:rPr>
       </w:pPr>
@@ -1072,7 +1072,7 @@
         <w:spacing w:after="0" w:line="578" w:lineRule="exact"/>
         <w:ind w:firstLineChars="200" w:firstLine="640"/>
         <w:rPr>
-          <w:rFonts w:cs="仿宋"/>
+          <w:rFonts w:cs="仿宋" w:hint="eastAsia"/>
           <w:lang w:eastAsia="zh-CN"/>
         </w:rPr>
       </w:pPr>
@@ -1089,7 +1089,7 @@
         <w:spacing w:after="0" w:line="578" w:lineRule="exact"/>
         <w:ind w:firstLineChars="200" w:firstLine="640"/>
         <w:rPr>
-          <w:rFonts w:cs="仿宋"/>
+          <w:rFonts w:cs="仿宋" w:hint="eastAsia"/>
           <w:lang w:eastAsia="zh-CN"/>
         </w:rPr>
       </w:pPr>
@@ -1114,7 +1114,7 @@
         <w:spacing w:after="0" w:line="578" w:lineRule="exact"/>
         <w:ind w:firstLineChars="200" w:firstLine="640"/>
         <w:rPr>
-          <w:rFonts w:cs="仿宋"/>
+          <w:rFonts w:cs="仿宋" w:hint="eastAsia"/>
           <w:lang w:eastAsia="zh-CN"/>
         </w:rPr>
       </w:pPr>
@@ -1131,7 +1131,7 @@
         <w:spacing w:after="0" w:line="578" w:lineRule="exact"/>
         <w:ind w:firstLineChars="200" w:firstLine="640"/>
         <w:rPr>
-          <w:rFonts w:cs="仿宋"/>
+          <w:rFonts w:cs="仿宋" w:hint="eastAsia"/>
           <w:lang w:eastAsia="zh-CN"/>
         </w:rPr>
       </w:pPr>
@@ -1148,7 +1148,7 @@
         <w:spacing w:after="0" w:line="578" w:lineRule="exact"/>
         <w:ind w:firstLineChars="200" w:firstLine="640"/>
         <w:rPr>
-          <w:rFonts w:cs="仿宋"/>
+          <w:rFonts w:cs="仿宋" w:hint="eastAsia"/>
           <w:lang w:eastAsia="zh-CN"/>
         </w:rPr>
       </w:pPr>
@@ -1165,7 +1165,7 @@
         <w:spacing w:after="0" w:line="578" w:lineRule="exact"/>
         <w:ind w:firstLineChars="200" w:firstLine="643"/>
         <w:rPr>
-          <w:rFonts w:cs="仿宋"/>
+          <w:rFonts w:cs="仿宋" w:hint="eastAsia"/>
           <w:b/>
           <w:bCs/>
           <w:lang w:eastAsia="zh-CN"/>
@@ -1186,7 +1186,7 @@
         <w:spacing w:after="0" w:line="578" w:lineRule="exact"/>
         <w:ind w:firstLineChars="200" w:firstLine="640"/>
         <w:rPr>
-          <w:rFonts w:cs="仿宋"/>
+          <w:rFonts w:cs="仿宋" w:hint="eastAsia"/>
           <w:lang w:eastAsia="zh-CN"/>
         </w:rPr>
       </w:pPr>
@@ -1203,7 +1203,7 @@
         <w:spacing w:after="0" w:line="578" w:lineRule="exact"/>
         <w:ind w:firstLineChars="200" w:firstLine="640"/>
         <w:rPr>
-          <w:rFonts w:cs="仿宋"/>
+          <w:rFonts w:cs="仿宋" w:hint="eastAsia"/>
           <w:lang w:eastAsia="zh-CN"/>
         </w:rPr>
       </w:pPr>
@@ -1220,7 +1220,7 @@
         <w:spacing w:after="0" w:line="578" w:lineRule="exact"/>
         <w:ind w:firstLineChars="200" w:firstLine="640"/>
         <w:rPr>
-          <w:rFonts w:cs="仿宋"/>
+          <w:rFonts w:cs="仿宋" w:hint="eastAsia"/>
           <w:lang w:eastAsia="zh-CN"/>
         </w:rPr>
       </w:pPr>
@@ -1237,7 +1237,7 @@
         <w:spacing w:after="0" w:line="578" w:lineRule="exact"/>
         <w:ind w:firstLineChars="200" w:firstLine="640"/>
         <w:rPr>
-          <w:rFonts w:cs="仿宋"/>
+          <w:rFonts w:cs="仿宋" w:hint="eastAsia"/>
           <w:lang w:eastAsia="zh-CN"/>
         </w:rPr>
       </w:pPr>
@@ -1255,7 +1255,7 @@
         <w:spacing w:after="0" w:line="578" w:lineRule="exact"/>
         <w:ind w:firstLineChars="200" w:firstLine="640"/>
         <w:rPr>
-          <w:rFonts w:cs="仿宋"/>
+          <w:rFonts w:cs="仿宋" w:hint="eastAsia"/>
           <w:lang w:eastAsia="zh-CN"/>
         </w:rPr>
       </w:pPr>
@@ -1272,7 +1272,7 @@
         <w:spacing w:after="0" w:line="578" w:lineRule="exact"/>
         <w:ind w:firstLineChars="200" w:firstLine="640"/>
         <w:rPr>
-          <w:rFonts w:cs="仿宋"/>
+          <w:rFonts w:cs="仿宋" w:hint="eastAsia"/>
           <w:lang w:eastAsia="zh-CN"/>
         </w:rPr>
       </w:pPr>
@@ -1289,7 +1289,7 @@
         <w:spacing w:after="0" w:line="578" w:lineRule="exact"/>
         <w:ind w:firstLineChars="200" w:firstLine="640"/>
         <w:rPr>
-          <w:rFonts w:cs="仿宋"/>
+          <w:rFonts w:cs="仿宋" w:hint="eastAsia"/>
           <w:lang w:eastAsia="zh-CN"/>
         </w:rPr>
       </w:pPr>
@@ -1306,7 +1306,7 @@
         <w:spacing w:after="0" w:line="578" w:lineRule="exact"/>
         <w:ind w:firstLineChars="200" w:firstLine="643"/>
         <w:rPr>
-          <w:rFonts w:cs="仿宋"/>
+          <w:rFonts w:cs="仿宋" w:hint="eastAsia"/>
           <w:b/>
           <w:bCs/>
           <w:lang w:eastAsia="zh-CN"/>
@@ -1327,7 +1327,7 @@
         <w:spacing w:after="0" w:line="578" w:lineRule="exact"/>
         <w:ind w:firstLineChars="200" w:firstLine="640"/>
         <w:rPr>
-          <w:rFonts w:cs="仿宋"/>
+          <w:rFonts w:cs="仿宋" w:hint="eastAsia"/>
           <w:lang w:eastAsia="zh-CN"/>
         </w:rPr>
       </w:pPr>
@@ -1344,7 +1344,7 @@
         <w:spacing w:after="0" w:line="578" w:lineRule="exact"/>
         <w:ind w:firstLineChars="200" w:firstLine="640"/>
         <w:rPr>
-          <w:rFonts w:cs="仿宋"/>
+          <w:rFonts w:cs="仿宋" w:hint="eastAsia"/>
           <w:lang w:eastAsia="zh-CN"/>
         </w:rPr>
       </w:pPr>
@@ -1361,7 +1361,7 @@
         <w:spacing w:after="0" w:line="578" w:lineRule="exact"/>
         <w:ind w:firstLineChars="200" w:firstLine="640"/>
         <w:rPr>
-          <w:rFonts w:cs="仿宋"/>
+          <w:rFonts w:cs="仿宋" w:hint="eastAsia"/>
           <w:lang w:eastAsia="zh-CN"/>
         </w:rPr>
       </w:pPr>
@@ -1378,7 +1378,7 @@
         <w:spacing w:after="0" w:line="578" w:lineRule="exact"/>
         <w:ind w:firstLineChars="200" w:firstLine="640"/>
         <w:rPr>
-          <w:rFonts w:cs="仿宋"/>
+          <w:rFonts w:cs="仿宋" w:hint="eastAsia"/>
           <w:lang w:eastAsia="zh-CN"/>
         </w:rPr>
       </w:pPr>
@@ -1395,7 +1395,7 @@
         <w:spacing w:after="0" w:line="578" w:lineRule="exact"/>
         <w:ind w:firstLineChars="200" w:firstLine="640"/>
         <w:rPr>
-          <w:rFonts w:cs="仿宋"/>
+          <w:rFonts w:cs="仿宋" w:hint="eastAsia"/>
           <w:lang w:eastAsia="zh-CN"/>
         </w:rPr>
       </w:pPr>
@@ -1413,7 +1413,7 @@
         <w:spacing w:after="0" w:line="578" w:lineRule="exact"/>
         <w:ind w:firstLineChars="200" w:firstLine="640"/>
         <w:rPr>
-          <w:rFonts w:cs="仿宋"/>
+          <w:rFonts w:cs="仿宋" w:hint="eastAsia"/>
           <w:lang w:eastAsia="zh-CN"/>
         </w:rPr>
       </w:pPr>
@@ -1430,7 +1430,7 @@
         <w:spacing w:after="0" w:line="578" w:lineRule="exact"/>
         <w:ind w:firstLineChars="200" w:firstLine="640"/>
         <w:rPr>
-          <w:rFonts w:cs="仿宋"/>
+          <w:rFonts w:cs="仿宋" w:hint="eastAsia"/>
           <w:lang w:eastAsia="zh-CN"/>
         </w:rPr>
       </w:pPr>
@@ -1447,7 +1447,7 @@
         <w:spacing w:after="0" w:line="578" w:lineRule="exact"/>
         <w:ind w:firstLineChars="200" w:firstLine="643"/>
         <w:rPr>
-          <w:rFonts w:cs="仿宋"/>
+          <w:rFonts w:cs="仿宋" w:hint="eastAsia"/>
           <w:b/>
           <w:bCs/>
           <w:lang w:eastAsia="zh-CN"/>
@@ -1468,7 +1468,7 @@
         <w:spacing w:after="0" w:line="578" w:lineRule="exact"/>
         <w:ind w:firstLineChars="200" w:firstLine="640"/>
         <w:rPr>
-          <w:rFonts w:cs="仿宋"/>
+          <w:rFonts w:cs="仿宋" w:hint="eastAsia"/>
           <w:lang w:eastAsia="zh-CN"/>
         </w:rPr>
       </w:pPr>
@@ -1485,7 +1485,7 @@
         <w:spacing w:after="0" w:line="578" w:lineRule="exact"/>
         <w:ind w:firstLineChars="200" w:firstLine="640"/>
         <w:rPr>
-          <w:rFonts w:cs="仿宋"/>
+          <w:rFonts w:cs="仿宋" w:hint="eastAsia"/>
           <w:lang w:eastAsia="zh-CN"/>
         </w:rPr>
       </w:pPr>
@@ -1502,7 +1502,7 @@
         <w:spacing w:after="0" w:line="578" w:lineRule="exact"/>
         <w:ind w:firstLineChars="200" w:firstLine="640"/>
         <w:rPr>
-          <w:rFonts w:cs="仿宋"/>
+          <w:rFonts w:cs="仿宋" w:hint="eastAsia"/>
           <w:lang w:eastAsia="zh-CN"/>
         </w:rPr>
       </w:pPr>
@@ -1519,7 +1519,7 @@
         <w:spacing w:after="0" w:line="578" w:lineRule="exact"/>
         <w:ind w:firstLineChars="200" w:firstLine="640"/>
         <w:rPr>
-          <w:rFonts w:cs="仿宋"/>
+          <w:rFonts w:cs="仿宋" w:hint="eastAsia"/>
           <w:lang w:eastAsia="zh-CN"/>
         </w:rPr>
       </w:pPr>
@@ -1536,7 +1536,7 @@
         <w:spacing w:after="0" w:line="578" w:lineRule="exact"/>
         <w:ind w:firstLineChars="200" w:firstLine="640"/>
         <w:rPr>
-          <w:rFonts w:cs="仿宋"/>
+          <w:rFonts w:cs="仿宋" w:hint="eastAsia"/>
           <w:lang w:eastAsia="zh-CN"/>
         </w:rPr>
       </w:pPr>
@@ -1554,7 +1554,7 @@
         <w:spacing w:after="0" w:line="578" w:lineRule="exact"/>
         <w:ind w:firstLineChars="200" w:firstLine="640"/>
         <w:rPr>
-          <w:rFonts w:cs="仿宋"/>
+          <w:rFonts w:cs="仿宋" w:hint="eastAsia"/>
           <w:lang w:eastAsia="zh-CN"/>
         </w:rPr>
       </w:pPr>
@@ -1571,7 +1571,7 @@
         <w:spacing w:after="0" w:line="578" w:lineRule="exact"/>
         <w:ind w:firstLineChars="200" w:firstLine="640"/>
         <w:rPr>
-          <w:rFonts w:cs="仿宋"/>
+          <w:rFonts w:cs="仿宋" w:hint="eastAsia"/>
           <w:lang w:eastAsia="zh-CN"/>
         </w:rPr>
       </w:pPr>
@@ -1588,7 +1588,7 @@
         <w:spacing w:after="0" w:line="578" w:lineRule="exact"/>
         <w:ind w:firstLineChars="200" w:firstLine="643"/>
         <w:rPr>
-          <w:rFonts w:cs="仿宋"/>
+          <w:rFonts w:cs="仿宋" w:hint="eastAsia"/>
           <w:b/>
           <w:bCs/>
           <w:lang w:eastAsia="zh-CN"/>
@@ -1609,7 +1609,7 @@
         <w:spacing w:after="0" w:line="578" w:lineRule="exact"/>
         <w:ind w:firstLineChars="200" w:firstLine="640"/>
         <w:rPr>
-          <w:rFonts w:cs="仿宋"/>
+          <w:rFonts w:cs="仿宋" w:hint="eastAsia"/>
           <w:lang w:eastAsia="zh-CN"/>
         </w:rPr>
       </w:pPr>
@@ -1626,7 +1626,7 @@
         <w:spacing w:after="0" w:line="578" w:lineRule="exact"/>
         <w:ind w:firstLineChars="200" w:firstLine="640"/>
         <w:rPr>
-          <w:rFonts w:cs="仿宋"/>
+          <w:rFonts w:cs="仿宋" w:hint="eastAsia"/>
           <w:lang w:eastAsia="zh-CN"/>
         </w:rPr>
       </w:pPr>
@@ -1643,7 +1643,7 @@
         <w:spacing w:after="0" w:line="578" w:lineRule="exact"/>
         <w:ind w:firstLineChars="200" w:firstLine="640"/>
         <w:rPr>
-          <w:rFonts w:cs="仿宋"/>
+          <w:rFonts w:cs="仿宋" w:hint="eastAsia"/>
           <w:lang w:eastAsia="zh-CN"/>
         </w:rPr>
       </w:pPr>
@@ -1660,7 +1660,7 @@
         <w:spacing w:after="0" w:line="578" w:lineRule="exact"/>
         <w:ind w:firstLineChars="200" w:firstLine="640"/>
         <w:rPr>
-          <w:rFonts w:cs="仿宋"/>
+          <w:rFonts w:cs="仿宋" w:hint="eastAsia"/>
           <w:lang w:eastAsia="zh-CN"/>
         </w:rPr>
       </w:pPr>
@@ -1677,7 +1677,7 @@
         <w:spacing w:after="0" w:line="578" w:lineRule="exact"/>
         <w:ind w:firstLineChars="200" w:firstLine="640"/>
         <w:rPr>
-          <w:rFonts w:cs="仿宋"/>
+          <w:rFonts w:cs="仿宋" w:hint="eastAsia"/>
           <w:lang w:eastAsia="zh-CN"/>
         </w:rPr>
       </w:pPr>
@@ -1702,7 +1702,7 @@
         <w:spacing w:after="0" w:line="578" w:lineRule="exact"/>
         <w:ind w:firstLineChars="200" w:firstLine="640"/>
         <w:rPr>
-          <w:rFonts w:cs="仿宋"/>
+          <w:rFonts w:cs="仿宋" w:hint="eastAsia"/>
           <w:lang w:eastAsia="zh-CN"/>
         </w:rPr>
       </w:pPr>
@@ -1719,7 +1719,7 @@
         <w:spacing w:after="0" w:line="578" w:lineRule="exact"/>
         <w:ind w:firstLineChars="200" w:firstLine="640"/>
         <w:rPr>
-          <w:rFonts w:cs="仿宋"/>
+          <w:rFonts w:cs="仿宋" w:hint="eastAsia"/>
           <w:lang w:eastAsia="zh-CN"/>
         </w:rPr>
       </w:pPr>
@@ -1736,15 +1736,15 @@
         <w:spacing w:after="0" w:line="578" w:lineRule="exact"/>
         <w:ind w:firstLineChars="200" w:firstLine="640"/>
         <w:rPr>
+          <w:rFonts w:ascii="黑体" w:eastAsia="黑体" w:hAnsi="黑体" w:cs="仿宋" w:hint="eastAsia"/>
+          <w:lang w:eastAsia="zh-CN"/>
+        </w:rPr>
+      </w:pPr>
+      <w:r>
+        <w:rPr>
           <w:rFonts w:ascii="黑体" w:eastAsia="黑体" w:hAnsi="黑体" w:cs="仿宋"/>
           <w:lang w:eastAsia="zh-CN"/>
         </w:rPr>
-      </w:pPr>
-      <w:r>
-        <w:rPr>
-          <w:rFonts w:ascii="黑体" w:eastAsia="黑体" w:hAnsi="黑体" w:cs="仿宋"/>
-          <w:lang w:eastAsia="zh-CN"/>
-        </w:rPr>
         <w:t>三、其他说明</w:t>
       </w:r>
     </w:p>
@@ -1776,6 +1776,12 @@
       </w:pPr>
     </w:p>
     <w:sectPr>
+      <w:headerReference w:type="even" r:id="rId6"/>
+      <w:headerReference w:type="default" r:id="rId7"/>
+      <w:footerReference w:type="even" r:id="rId8"/>
+      <w:footerReference w:type="default" r:id="rId9"/>
+      <w:headerReference w:type="first" r:id="rId10"/>
+      <w:footerReference w:type="first" r:id="rId11"/>
       <w:pgSz w:w="11906" w:h="16838" w:code="9"/>
       <w:pgMar w:top="2098" w:right="1474" w:bottom="1985" w:left="1588" w:header="720" w:footer="1452" w:gutter="0"/>
       <w:cols w:space="425"/>
@@ -1816,6 +1822,156 @@
 </w:endnotes>
 </file>
 
+<file path=word/footer1.xml><?xml version="1.0" encoding="utf-8"?>
+<w:ftr xmlns:wpc="http://schemas.microsoft.com/office/word/2010/wordprocessingCanvas" xmlns:cx="http://schemas.microsoft.com/office/drawing/2014/chartex" xmlns:cx1="http://schemas.microsoft.com/office/drawing/2015/9/8/chartex" xmlns:cx2="http://schemas.microsoft.com/office/drawing/2015/10/21/chartex" xmlns:cx3="http://schemas.microsoft.com/office/drawing/2016/5/9/chartex" xmlns:cx4="http://schemas.microsoft.com/office/drawing/2016/5/10/chartex" xmlns:cx5="http://schemas.microsoft.com/office/drawing/2016/5/11/chartex" xmlns:cx6="http://schemas.microsoft.com/office/drawing/2016/5/12/chartex" xmlns:cx7="http://schemas.microsoft.com/office/drawing/2016/5/13/chartex" xmlns:cx8="http://schemas.microsoft.com/office/drawing/2016/5/14/chartex" xmlns:mc="http://schemas.openxmlformats.org/markup-compatibility/2006" xmlns:aink="http://schemas.microsoft.com/office/drawing/2016/ink" xmlns:am3d="http://schemas.microsoft.com/office/drawing/2017/model3d" xmlns:o="urn:schemas-microsoft-com:office:office" xmlns:oel="http://schemas.microsoft.com/office/2019/extlst" xmlns:r="http://schemas.openxmlformats.org/officeDocument/2006/relationships" xmlns:m="http://schemas.openxmlformats.org/officeDocument/2006/math" xmlns:v="urn:schemas-microsoft-com:vml" xmlns:wp14="http://schemas.microsoft.com/office/word/2010/wordprocessingDrawing" xmlns:wp="http://schemas.openxmlformats.org/drawingml/2006/wordprocessingDrawing" xmlns:w10="urn:schemas-microsoft-com:office:word" xmlns:w="http://schemas.openxmlformats.org/wordprocessingml/2006/main" xmlns:w14="http://schemas.microsoft.com/office/word/2010/wordml" xmlns:w15="http://schemas.microsoft.com/office/word/2012/wordml" xmlns:w16cei="http://schemas.microsoft.com/office/word/2026/wordml/cei" xmlns:w16cex="http://schemas.microsoft.com/office/word/2018/wordml/cex" xmlns:w16cid="http://schemas.microsoft.com/office/word/2016/wordml/cid" xmlns:w16="http://schemas.microsoft.com/office/word/2018/wordml" xmlns:w16du="http://schemas.microsoft.com/office/word/2023/wordml/word16du" xmlns:w16sdtdh="http://schemas.microsoft.com/office/word/2020/wordml/sdtdatahash" xmlns:w16sdtfl="http://schemas.microsoft.com/office/word/2024/wordml/sdtformatlock" xmlns:w16se="http://schemas.microsoft.com/office/word/2015/wordml/symex" xmlns:wpg="http://schemas.microsoft.com/office/word/2010/wordprocessingGroup" xmlns:wpi="http://schemas.microsoft.com/office/word/2010/wordprocessingInk" xmlns:wne="http://schemas.microsoft.com/office/word/2006/wordml" xmlns:wps="http://schemas.microsoft.com/office/word/2010/wordprocessingShape" mc:Ignorable="w14 w15 w16se w16cid w16 w16cex w16sdtdh w16sdtfl w16du wp14">
+  <w:p>
+    <w:pPr>
+      <w:pStyle w:val="af0"/>
+      <w:ind w:leftChars="100" w:left="320"/>
+      <w:rPr>
+        <w:rFonts w:ascii="宋体" w:eastAsia="宋体" w:hAnsi="宋体" w:hint="eastAsia"/>
+        <w:sz w:val="28"/>
+        <w:szCs w:val="28"/>
+      </w:rPr>
+    </w:pPr>
+    <w:r>
+      <w:rPr>
+        <w:rFonts w:ascii="宋体" w:eastAsia="宋体" w:hAnsi="宋体"/>
+        <w:sz w:val="28"/>
+        <w:szCs w:val="28"/>
+      </w:rPr>
+      <w:t>—</w:t>
+    </w:r>
+    <w:r>
+      <w:rPr>
+        <w:rFonts w:ascii="宋体" w:eastAsia="宋体" w:hAnsi="宋体"/>
+        <w:sz w:val="28"/>
+        <w:szCs w:val="28"/>
+      </w:rPr>
+      <w:fldChar w:fldCharType="begin"/>
+    </w:r>
+    <w:r>
+      <w:rPr>
+        <w:rFonts w:ascii="宋体" w:eastAsia="宋体" w:hAnsi="宋体"/>
+        <w:sz w:val="28"/>
+        <w:szCs w:val="28"/>
+      </w:rPr>
+      <w:instrText>PAGE   \* MERGEFORMAT</w:instrText>
+    </w:r>
+    <w:r>
+      <w:rPr>
+        <w:rFonts w:ascii="宋体" w:eastAsia="宋体" w:hAnsi="宋体"/>
+        <w:sz w:val="28"/>
+        <w:szCs w:val="28"/>
+      </w:rPr>
+      <w:fldChar w:fldCharType="separate"/>
+    </w:r>
+    <w:r>
+      <w:rPr>
+        <w:rFonts w:ascii="宋体" w:eastAsia="宋体" w:hAnsi="宋体" w:hint="eastAsia"/>
+        <w:sz w:val="28"/>
+        <w:szCs w:val="28"/>
+      </w:rPr>
+      <w:t>2</w:t>
+    </w:r>
+    <w:r>
+      <w:rPr>
+        <w:rFonts w:ascii="宋体" w:eastAsia="宋体" w:hAnsi="宋体"/>
+        <w:sz w:val="28"/>
+        <w:szCs w:val="28"/>
+      </w:rPr>
+      <w:fldChar w:fldCharType="end"/>
+    </w:r>
+    <w:r>
+      <w:rPr>
+        <w:rFonts w:ascii="宋体" w:eastAsia="宋体" w:hAnsi="宋体"/>
+        <w:sz w:val="28"/>
+        <w:szCs w:val="28"/>
+      </w:rPr>
+      <w:t>—</w:t>
+    </w:r>
+  </w:p>
+</w:ftr>
+</file>
+
+<file path=word/footer2.xml><?xml version="1.0" encoding="utf-8"?>
+<w:ftr xmlns:wpc="http://schemas.microsoft.com/office/word/2010/wordprocessingCanvas" xmlns:cx="http://schemas.microsoft.com/office/drawing/2014/chartex" xmlns:cx1="http://schemas.microsoft.com/office/drawing/2015/9/8/chartex" xmlns:cx2="http://schemas.microsoft.com/office/drawing/2015/10/21/chartex" xmlns:cx3="http://schemas.microsoft.com/office/drawing/2016/5/9/chartex" xmlns:cx4="http://schemas.microsoft.com/office/drawing/2016/5/10/chartex" xmlns:cx5="http://schemas.microsoft.com/office/drawing/2016/5/11/chartex" xmlns:cx6="http://schemas.microsoft.com/office/drawing/2016/5/12/chartex" xmlns:cx7="http://schemas.microsoft.com/office/drawing/2016/5/13/chartex" xmlns:cx8="http://schemas.microsoft.com/office/drawing/2016/5/14/chartex" xmlns:mc="http://schemas.openxmlformats.org/markup-compatibility/2006" xmlns:aink="http://schemas.microsoft.com/office/drawing/2016/ink" xmlns:am3d="http://schemas.microsoft.com/office/drawing/2017/model3d" xmlns:o="urn:schemas-microsoft-com:office:office" xmlns:oel="http://schemas.microsoft.com/office/2019/extlst" xmlns:r="http://schemas.openxmlformats.org/officeDocument/2006/relationships" xmlns:m="http://schemas.openxmlformats.org/officeDocument/2006/math" xmlns:v="urn:schemas-microsoft-com:vml" xmlns:wp14="http://schemas.microsoft.com/office/word/2010/wordprocessingDrawing" xmlns:wp="http://schemas.openxmlformats.org/drawingml/2006/wordprocessingDrawing" xmlns:w10="urn:schemas-microsoft-com:office:word" xmlns:w="http://schemas.openxmlformats.org/wordprocessingml/2006/main" xmlns:w14="http://schemas.microsoft.com/office/word/2010/wordml" xmlns:w15="http://schemas.microsoft.com/office/word/2012/wordml" xmlns:w16cei="http://schemas.microsoft.com/office/word/2026/wordml/cei" xmlns:w16cex="http://schemas.microsoft.com/office/word/2018/wordml/cex" xmlns:w16cid="http://schemas.microsoft.com/office/word/2016/wordml/cid" xmlns:w16="http://schemas.microsoft.com/office/word/2018/wordml" xmlns:w16du="http://schemas.microsoft.com/office/word/2023/wordml/word16du" xmlns:w16sdtdh="http://schemas.microsoft.com/office/word/2020/wordml/sdtdatahash" xmlns:w16sdtfl="http://schemas.microsoft.com/office/word/2024/wordml/sdtformatlock" xmlns:w16se="http://schemas.microsoft.com/office/word/2015/wordml/symex" xmlns:wpg="http://schemas.microsoft.com/office/word/2010/wordprocessingGroup" xmlns:wpi="http://schemas.microsoft.com/office/word/2010/wordprocessingInk" xmlns:wne="http://schemas.microsoft.com/office/word/2006/wordml" xmlns:wps="http://schemas.microsoft.com/office/word/2010/wordprocessingShape" mc:Ignorable="w14 w15 w16se w16cid w16 w16cex w16sdtdh w16sdtfl w16du wp14">
+  <w:p>
+    <w:pPr>
+      <w:pStyle w:val="af0"/>
+      <w:spacing w:line="280" w:lineRule="exact"/>
+      <w:ind w:rightChars="100" w:right="320"/>
+      <w:jc w:val="right"/>
+      <w:rPr>
+        <w:rFonts w:ascii="宋体" w:eastAsia="宋体" w:hAnsi="宋体" w:hint="eastAsia"/>
+      </w:rPr>
+    </w:pPr>
+    <w:r>
+      <w:rPr>
+        <w:rFonts w:ascii="宋体" w:eastAsia="宋体" w:hAnsi="宋体"/>
+        <w:sz w:val="28"/>
+      </w:rPr>
+      <w:t>—</w:t>
+    </w:r>
+    <w:r>
+      <w:rPr>
+        <w:rFonts w:ascii="宋体" w:eastAsia="宋体" w:hAnsi="宋体"/>
+        <w:sz w:val="28"/>
+      </w:rPr>
+      <w:fldChar w:fldCharType="begin"/>
+    </w:r>
+    <w:r>
+      <w:rPr>
+        <w:rFonts w:ascii="宋体" w:eastAsia="宋体" w:hAnsi="宋体"/>
+        <w:sz w:val="28"/>
+      </w:rPr>
+      <w:instrText>PAGE   \* MERGEFORMAT</w:instrText>
+    </w:r>
+    <w:r>
+      <w:rPr>
+        <w:rFonts w:ascii="宋体" w:eastAsia="宋体" w:hAnsi="宋体"/>
+        <w:sz w:val="28"/>
+      </w:rPr>
+      <w:fldChar w:fldCharType="separate"/>
+    </w:r>
+    <w:r>
+      <w:rPr>
+        <w:rFonts w:ascii="宋体" w:eastAsia="宋体" w:hAnsi="宋体" w:hint="eastAsia"/>
+        <w:sz w:val="28"/>
+      </w:rPr>
+      <w:t>1</w:t>
+    </w:r>
+    <w:r>
+      <w:rPr>
+        <w:rFonts w:ascii="宋体" w:eastAsia="宋体" w:hAnsi="宋体"/>
+        <w:sz w:val="28"/>
+      </w:rPr>
+      <w:fldChar w:fldCharType="end"/>
+    </w:r>
+    <w:r>
+      <w:rPr>
+        <w:rFonts w:ascii="宋体" w:eastAsia="宋体" w:hAnsi="宋体"/>
+        <w:sz w:val="28"/>
+      </w:rPr>
+      <w:t>—</w:t>
+    </w:r>
+  </w:p>
+</w:ftr>
+</file>
+
+<file path=word/footer3.xml><?xml version="1.0" encoding="utf-8"?>
+<w:ftr xmlns:wpc="http://schemas.microsoft.com/office/word/2010/wordprocessingCanvas" xmlns:cx="http://schemas.microsoft.com/office/drawing/2014/chartex" xmlns:cx1="http://schemas.microsoft.com/office/drawing/2015/9/8/chartex" xmlns:cx2="http://schemas.microsoft.com/office/drawing/2015/10/21/chartex" xmlns:cx3="http://schemas.microsoft.com/office/drawing/2016/5/9/chartex" xmlns:cx4="http://schemas.microsoft.com/office/drawing/2016/5/10/chartex" xmlns:cx5="http://schemas.microsoft.com/office/drawing/2016/5/11/chartex" xmlns:cx6="http://schemas.microsoft.com/office/drawing/2016/5/12/chartex" xmlns:cx7="http://schemas.microsoft.com/office/drawing/2016/5/13/chartex" xmlns:cx8="http://schemas.microsoft.com/office/drawing/2016/5/14/chartex" xmlns:mc="http://schemas.openxmlformats.org/markup-compatibility/2006" xmlns:aink="http://schemas.microsoft.com/office/drawing/2016/ink" xmlns:am3d="http://schemas.microsoft.com/office/drawing/2017/model3d" xmlns:o="urn:schemas-microsoft-com:office:office" xmlns:oel="http://schemas.microsoft.com/office/2019/extlst" xmlns:r="http://schemas.openxmlformats.org/officeDocument/2006/relationships" xmlns:m="http://schemas.openxmlformats.org/officeDocument/2006/math" xmlns:v="urn:schemas-microsoft-com:vml" xmlns:wp14="http://schemas.microsoft.com/office/word/2010/wordprocessingDrawing" xmlns:wp="http://schemas.openxmlformats.org/drawingml/2006/wordprocessingDrawing" xmlns:w10="urn:schemas-microsoft-com:office:word" xmlns:w="http://schemas.openxmlformats.org/wordprocessingml/2006/main" xmlns:w14="http://schemas.microsoft.com/office/word/2010/wordml" xmlns:w15="http://schemas.microsoft.com/office/word/2012/wordml" xmlns:w16cei="http://schemas.microsoft.com/office/word/2026/wordml/cei" xmlns:w16cex="http://schemas.microsoft.com/office/word/2018/wordml/cex" xmlns:w16cid="http://schemas.microsoft.com/office/word/2016/wordml/cid" xmlns:w16="http://schemas.microsoft.com/office/word/2018/wordml" xmlns:w16du="http://schemas.microsoft.com/office/word/2023/wordml/word16du" xmlns:w16sdtdh="http://schemas.microsoft.com/office/word/2020/wordml/sdtdatahash" xmlns:w16sdtfl="http://schemas.microsoft.com/office/word/2024/wordml/sdtformatlock" xmlns:w16se="http://schemas.microsoft.com/office/word/2015/wordml/symex" xmlns:wpg="http://schemas.microsoft.com/office/word/2010/wordprocessingGroup" xmlns:wpi="http://schemas.microsoft.com/office/word/2010/wordprocessingInk" xmlns:wne="http://schemas.microsoft.com/office/word/2006/wordml" xmlns:wps="http://schemas.microsoft.com/office/word/2010/wordprocessingShape" mc:Ignorable="w14 w15 w16se w16cid w16 w16cex w16sdtdh w16sdtfl w16du wp14">
+  <w:p>
+    <w:pPr>
+      <w:pStyle w:val="af0"/>
+      <w:rPr>
+        <w:rFonts w:hint="eastAsia"/>
+      </w:rPr>
+    </w:pPr>
+  </w:p>
+</w:ftr>
+</file>
+
 <file path=word/footnotes.xml><?xml version="1.0" encoding="utf-8"?>
 <w:footnotes xmlns:wpc="http://schemas.microsoft.com/office/word/2010/wordprocessingCanvas" xmlns:cx="http://schemas.microsoft.com/office/drawing/2014/chartex" xmlns:cx1="http://schemas.microsoft.com/office/drawing/2015/9/8/chartex" xmlns:cx2="http://schemas.microsoft.com/office/drawing/2015/10/21/chartex" xmlns:cx3="http://schemas.microsoft.com/office/drawing/2016/5/9/chartex" xmlns:cx4="http://schemas.microsoft.com/office/drawing/2016/5/10/chartex" xmlns:cx5="http://schemas.microsoft.com/office/drawing/2016/5/11/chartex" xmlns:cx6="http://schemas.microsoft.com/office/drawing/2016/5/12/chartex" xmlns:cx7="http://schemas.microsoft.com/office/drawing/2016/5/13/chartex" xmlns:cx8="http://schemas.microsoft.com/office/drawing/2016/5/14/chartex" xmlns:mc="http://schemas.openxmlformats.org/markup-compatibility/2006" xmlns:aink="http://schemas.microsoft.com/office/drawing/2016/ink" xmlns:am3d="http://schemas.microsoft.com/office/drawing/2017/model3d" xmlns:o="urn:schemas-microsoft-com:office:office" xmlns:oel="http://schemas.microsoft.com/office/2019/extlst" xmlns:r="http://schemas.openxmlformats.org/officeDocument/2006/relationships" xmlns:m="http://schemas.openxmlformats.org/officeDocument/2006/math" xmlns:v="urn:schemas-microsoft-com:vml" xmlns:wp14="http://schemas.microsoft.com/office/word/2010/wordprocessingDrawing" xmlns:wp="http://schemas.openxmlformats.org/drawingml/2006/wordprocessingDrawing" xmlns:w10="urn:schemas-microsoft-com:office:word" xmlns:w="http://schemas.openxmlformats.org/wordprocessingml/2006/main" xmlns:w14="http://schemas.microsoft.com/office/word/2010/wordml" xmlns:w15="http://schemas.microsoft.com/office/word/2012/wordml" xmlns:w16cei="http://schemas.microsoft.com/office/word/2026/wordml/cei" xmlns:w16cex="http://schemas.microsoft.com/office/word/2018/wordml/cex" xmlns:w16cid="http://schemas.microsoft.com/office/word/2016/wordml/cid" xmlns:w16="http://schemas.microsoft.com/office/word/2018/wordml" xmlns:w16du="http://schemas.microsoft.com/office/word/2023/wordml/word16du" xmlns:w16sdtdh="http://schemas.microsoft.com/office/word/2020/wordml/sdtdatahash" xmlns:w16sdtfl="http://schemas.microsoft.com/office/word/2024/wordml/sdtformatlock" xmlns:w16se="http://schemas.microsoft.com/office/word/2015/wordml/symex" xmlns:wpg="http://schemas.microsoft.com/office/word/2010/wordprocessingGroup" xmlns:wpi="http://schemas.microsoft.com/office/word/2010/wordprocessingInk" xmlns:wne="http://schemas.microsoft.com/office/word/2006/wordml" xmlns:wps="http://schemas.microsoft.com/office/word/2010/wordprocessingShape" mc:Ignorable="w14 w15 w16se w16cid w16 w16cex w16sdtdh w16sdtfl w16du wp14">
   <w:footnote w:type="separator" w:id="-1">
@@ -1845,6 +2001,45 @@
     </w:p>
   </w:footnote>
 </w:footnotes>
+</file>
+
+<file path=word/header1.xml><?xml version="1.0" encoding="utf-8"?>
+<w:hdr xmlns:wpc="http://schemas.microsoft.com/office/word/2010/wordprocessingCanvas" xmlns:cx="http://schemas.microsoft.com/office/drawing/2014/chartex" xmlns:cx1="http://schemas.microsoft.com/office/drawing/2015/9/8/chartex" xmlns:cx2="http://schemas.microsoft.com/office/drawing/2015/10/21/chartex" xmlns:cx3="http://schemas.microsoft.com/office/drawing/2016/5/9/chartex" xmlns:cx4="http://schemas.microsoft.com/office/drawing/2016/5/10/chartex" xmlns:cx5="http://schemas.microsoft.com/office/drawing/2016/5/11/chartex" xmlns:cx6="http://schemas.microsoft.com/office/drawing/2016/5/12/chartex" xmlns:cx7="http://schemas.microsoft.com/office/drawing/2016/5/13/chartex" xmlns:cx8="http://schemas.microsoft.com/office/drawing/2016/5/14/chartex" xmlns:mc="http://schemas.openxmlformats.org/markup-compatibility/2006" xmlns:aink="http://schemas.microsoft.com/office/drawing/2016/ink" xmlns:am3d="http://schemas.microsoft.com/office/drawing/2017/model3d" xmlns:o="urn:schemas-microsoft-com:office:office" xmlns:oel="http://schemas.microsoft.com/office/2019/extlst" xmlns:r="http://schemas.openxmlformats.org/officeDocument/2006/relationships" xmlns:m="http://schemas.openxmlformats.org/officeDocument/2006/math" xmlns:v="urn:schemas-microsoft-com:vml" xmlns:wp14="http://schemas.microsoft.com/office/word/2010/wordprocessingDrawing" xmlns:wp="http://schemas.openxmlformats.org/drawingml/2006/wordprocessingDrawing" xmlns:w10="urn:schemas-microsoft-com:office:word" xmlns:w="http://schemas.openxmlformats.org/wordprocessingml/2006/main" xmlns:w14="http://schemas.microsoft.com/office/word/2010/wordml" xmlns:w15="http://schemas.microsoft.com/office/word/2012/wordml" xmlns:w16cei="http://schemas.microsoft.com/office/word/2026/wordml/cei" xmlns:w16cex="http://schemas.microsoft.com/office/word/2018/wordml/cex" xmlns:w16cid="http://schemas.microsoft.com/office/word/2016/wordml/cid" xmlns:w16="http://schemas.microsoft.com/office/word/2018/wordml" xmlns:w16du="http://schemas.microsoft.com/office/word/2023/wordml/word16du" xmlns:w16sdtdh="http://schemas.microsoft.com/office/word/2020/wordml/sdtdatahash" xmlns:w16sdtfl="http://schemas.microsoft.com/office/word/2024/wordml/sdtformatlock" xmlns:w16se="http://schemas.microsoft.com/office/word/2015/wordml/symex" xmlns:wpg="http://schemas.microsoft.com/office/word/2010/wordprocessingGroup" xmlns:wpi="http://schemas.microsoft.com/office/word/2010/wordprocessingInk" xmlns:wne="http://schemas.microsoft.com/office/word/2006/wordml" xmlns:wps="http://schemas.microsoft.com/office/word/2010/wordprocessingShape" mc:Ignorable="w14 w15 w16se w16cid w16 w16cex w16sdtdh w16sdtfl w16du wp14">
+  <w:p>
+    <w:pPr>
+      <w:pStyle w:val="ae"/>
+      <w:rPr>
+        <w:rFonts w:hint="eastAsia"/>
+      </w:rPr>
+    </w:pPr>
+  </w:p>
+</w:hdr>
+</file>
+
+<file path=word/header2.xml><?xml version="1.0" encoding="utf-8"?>
+<w:hdr xmlns:wpc="http://schemas.microsoft.com/office/word/2010/wordprocessingCanvas" xmlns:cx="http://schemas.microsoft.com/office/drawing/2014/chartex" xmlns:cx1="http://schemas.microsoft.com/office/drawing/2015/9/8/chartex" xmlns:cx2="http://schemas.microsoft.com/office/drawing/2015/10/21/chartex" xmlns:cx3="http://schemas.microsoft.com/office/drawing/2016/5/9/chartex" xmlns:cx4="http://schemas.microsoft.com/office/drawing/2016/5/10/chartex" xmlns:cx5="http://schemas.microsoft.com/office/drawing/2016/5/11/chartex" xmlns:cx6="http://schemas.microsoft.com/office/drawing/2016/5/12/chartex" xmlns:cx7="http://schemas.microsoft.com/office/drawing/2016/5/13/chartex" xmlns:cx8="http://schemas.microsoft.com/office/drawing/2016/5/14/chartex" xmlns:mc="http://schemas.openxmlformats.org/markup-compatibility/2006" xmlns:aink="http://schemas.microsoft.com/office/drawing/2016/ink" xmlns:am3d="http://schemas.microsoft.com/office/drawing/2017/model3d" xmlns:o="urn:schemas-microsoft-com:office:office" xmlns:oel="http://schemas.microsoft.com/office/2019/extlst" xmlns:r="http://schemas.openxmlformats.org/officeDocument/2006/relationships" xmlns:m="http://schemas.openxmlformats.org/officeDocument/2006/math" xmlns:v="urn:schemas-microsoft-com:vml" xmlns:wp14="http://schemas.microsoft.com/office/word/2010/wordprocessingDrawing" xmlns:wp="http://schemas.openxmlformats.org/drawingml/2006/wordprocessingDrawing" xmlns:w10="urn:schemas-microsoft-com:office:word" xmlns:w="http://schemas.openxmlformats.org/wordprocessingml/2006/main" xmlns:w14="http://schemas.microsoft.com/office/word/2010/wordml" xmlns:w15="http://schemas.microsoft.com/office/word/2012/wordml" xmlns:w16cei="http://schemas.microsoft.com/office/word/2026/wordml/cei" xmlns:w16cex="http://schemas.microsoft.com/office/word/2018/wordml/cex" xmlns:w16cid="http://schemas.microsoft.com/office/word/2016/wordml/cid" xmlns:w16="http://schemas.microsoft.com/office/word/2018/wordml" xmlns:w16du="http://schemas.microsoft.com/office/word/2023/wordml/word16du" xmlns:w16sdtdh="http://schemas.microsoft.com/office/word/2020/wordml/sdtdatahash" xmlns:w16sdtfl="http://schemas.microsoft.com/office/word/2024/wordml/sdtformatlock" xmlns:w16se="http://schemas.microsoft.com/office/word/2015/wordml/symex" xmlns:wpg="http://schemas.microsoft.com/office/word/2010/wordprocessingGroup" xmlns:wpi="http://schemas.microsoft.com/office/word/2010/wordprocessingInk" xmlns:wne="http://schemas.microsoft.com/office/word/2006/wordml" xmlns:wps="http://schemas.microsoft.com/office/word/2010/wordprocessingShape" mc:Ignorable="w14 w15 w16se w16cid w16 w16cex w16sdtdh w16sdtfl w16du wp14">
+  <w:p>
+    <w:pPr>
+      <w:pStyle w:val="ae"/>
+      <w:rPr>
+        <w:rFonts w:hint="eastAsia"/>
+      </w:rPr>
+    </w:pPr>
+  </w:p>
+</w:hdr>
+</file>
+
+<file path=word/header3.xml><?xml version="1.0" encoding="utf-8"?>
+<w:hdr xmlns:wpc="http://schemas.microsoft.com/office/word/2010/wordprocessingCanvas" xmlns:cx="http://schemas.microsoft.com/office/drawing/2014/chartex" xmlns:cx1="http://schemas.microsoft.com/office/drawing/2015/9/8/chartex" xmlns:cx2="http://schemas.microsoft.com/office/drawing/2015/10/21/chartex" xmlns:cx3="http://schemas.microsoft.com/office/drawing/2016/5/9/chartex" xmlns:cx4="http://schemas.microsoft.com/office/drawing/2016/5/10/chartex" xmlns:cx5="http://schemas.microsoft.com/office/drawing/2016/5/11/chartex" xmlns:cx6="http://schemas.microsoft.com/office/drawing/2016/5/12/chartex" xmlns:cx7="http://schemas.microsoft.com/office/drawing/2016/5/13/chartex" xmlns:cx8="http://schemas.microsoft.com/office/drawing/2016/5/14/chartex" xmlns:mc="http://schemas.openxmlformats.org/markup-compatibility/2006" xmlns:aink="http://schemas.microsoft.com/office/drawing/2016/ink" xmlns:am3d="http://schemas.microsoft.com/office/drawing/2017/model3d" xmlns:o="urn:schemas-microsoft-com:office:office" xmlns:oel="http://schemas.microsoft.com/office/2019/extlst" xmlns:r="http://schemas.openxmlformats.org/officeDocument/2006/relationships" xmlns:m="http://schemas.openxmlformats.org/officeDocument/2006/math" xmlns:v="urn:schemas-microsoft-com:vml" xmlns:wp14="http://schemas.microsoft.com/office/word/2010/wordprocessingDrawing" xmlns:wp="http://schemas.openxmlformats.org/drawingml/2006/wordprocessingDrawing" xmlns:w10="urn:schemas-microsoft-com:office:word" xmlns:w="http://schemas.openxmlformats.org/wordprocessingml/2006/main" xmlns:w14="http://schemas.microsoft.com/office/word/2010/wordml" xmlns:w15="http://schemas.microsoft.com/office/word/2012/wordml" xmlns:w16cei="http://schemas.microsoft.com/office/word/2026/wordml/cei" xmlns:w16cex="http://schemas.microsoft.com/office/word/2018/wordml/cex" xmlns:w16cid="http://schemas.microsoft.com/office/word/2016/wordml/cid" xmlns:w16="http://schemas.microsoft.com/office/word/2018/wordml" xmlns:w16du="http://schemas.microsoft.com/office/word/2023/wordml/word16du" xmlns:w16sdtdh="http://schemas.microsoft.com/office/word/2020/wordml/sdtdatahash" xmlns:w16sdtfl="http://schemas.microsoft.com/office/word/2024/wordml/sdtformatlock" xmlns:w16se="http://schemas.microsoft.com/office/word/2015/wordml/symex" xmlns:wpg="http://schemas.microsoft.com/office/word/2010/wordprocessingGroup" xmlns:wpi="http://schemas.microsoft.com/office/word/2010/wordprocessingInk" xmlns:wne="http://schemas.microsoft.com/office/word/2006/wordml" xmlns:wps="http://schemas.microsoft.com/office/word/2010/wordprocessingShape" mc:Ignorable="w14 w15 w16se w16cid w16 w16cex w16sdtdh w16sdtfl w16du wp14">
+  <w:p>
+    <w:pPr>
+      <w:pStyle w:val="ae"/>
+      <w:rPr>
+        <w:rFonts w:hint="eastAsia"/>
+      </w:rPr>
+    </w:pPr>
+  </w:p>
+</w:hdr>
 </file>
 
 <file path=word/styles.xml><?xml version="1.0" encoding="utf-8"?>
@@ -2496,6 +2691,7 @@
   <w:style w:type="character" w:default="1" w:styleId="a0">
     <w:name w:val="Default Paragraph Font"/>
     <w:uiPriority w:val="1"/>
+    <w:semiHidden/>
     <w:unhideWhenUsed/>
   </w:style>
   <w:style w:type="table" w:default="1" w:styleId="a1">
